--- a/manuscript/chapter-03-the-first-correction.docx
+++ b/manuscript/chapter-03-the-first-correction.docx
@@ -12,21 +12,26 @@
     </w:p>
     <w:p>
       <w:r>
+        <w:rPr>
+          <w:i/>
+          <w:color w:val="5C6B7D"/>
+        </w:rPr>
+        <w:t>By thirty-six, the bodies started to fail in different directions. Some kids collapsed where they stood and lay motionless, eyes open, breathing shallow, unresponsive when shaken. Others struck themselves — pulling at their own hair, biting their hands, running into the walls just to feel something other than the wakefulness. Otto held Ben back from one of these. Gage tried to call out and found his voice gone, swallowed by the same sandstone that was already collecting at the back of his throat.</w:t>
+      </w:r>
+    </w:p>
+    <w:p>
+      <w:r>
+        <w:t>— Book 1, Chapter 3: The Initiation</w:t>
+      </w:r>
+    </w:p>
+    <w:p>
+      <w:r>
         <w:t>## Day One, continued: The Pattern Forms</w:t>
       </w:r>
     </w:p>
     <w:p>
       <w:r>
         <w:t>By the eighteen-hour mark, the system had flagged a new pattern. The chamber had changed from restless to wrong. No candidate slept. The screens showed shaking hands, repeated movements, and pulse patterns rising without exertion. The design of the intake had already done what it was meant to do. Gage's group sat close enough that their heat signatures touched at the edges. They shared what they could and kept one another facing the same direction.</w:t>
-      </w:r>
-    </w:p>
-    <w:p>
-      <w:r>
-        <w:rPr>
-          <w:i/>
-          <w:color w:val="5C6B7D"/>
-        </w:rPr>
-        <w:t>Below, sleep had become the thing the chamber would not permit. Words frayed. Time broke apart. The three boys stayed close because distance had begun to feel like another weapon.</w:t>
       </w:r>
     </w:p>
     <w:p>
@@ -101,7 +106,7 @@
     </w:p>
     <w:p>
       <w:r>
-        <w:t>Her mother, Voss, taught in a primary school, where every day required her to explain the same simple truth in a different way: children did not learn at the same speed, and confusion was not defiance. Between them, Elara learned to look for the fear beneath a refusal and the need beneath an unkindness. Compassion was not weakness in their home. It was an obligation, and an intelligent one.</w:t>
+        <w:t>Her mother, Voss, taught in a primary school, where every day required her to explain the same simple truth in a different way: children did not learn at the same speed, and confusion was not defiance. Between them, Elara learned to look for the fear beneath a refusal and the need beneath an unkindness. In their home, compassion was an obligation, and an intelligent one.</w:t>
       </w:r>
     </w:p>
     <w:p>
@@ -111,37 +116,17 @@
     </w:p>
     <w:p>
       <w:r>
-        <w:t>When the classroom teacher praised Elara for helping Teresa understand that being alone in a room was not the same as being abandoned, Teresa held tightly to Elara's hand. She was still frightened, but she no longer looked toward the doorway as if it were the only place safety could come from. That morning, Elara protected someone outside her own family for the first time. Years later, when Elara had learned to appear as hard on the outside as anyone else, the memory of holding Teresa's hand would remain one of her most cherished memories, perhaps her first and forever friendship. Kindness would always have a place deep within her heart; she had simply learned to conceal it well, because Trinity made the cost of being known as kind immense.</w:t>
+        <w:t>When the classroom teacher praised Elara for helping Teresa understand that being alone in a room was not the same as being abandoned, Teresa held tightly to Elara's hand. She was still frightened, but she no longer looked toward the doorway as if it were the only place safety could come from. That morning, Elara protected someone outside her own family for the first time. The two became the children who noticed when someone was frightened, and Teresa remained the first person to recognize Elara's tenderness as a form of understanding rather than a problem to be corrected.</w:t>
       </w:r>
     </w:p>
     <w:p>
       <w:r>
-        <w:t>Teresa and Elara formed a bond after that morning. They became the children who noticed when someone was frightened, and Teresa remained the first person outside Elara's family to recognize Elara's tenderness as a form of understanding rather than a problem to be corrected.</w:t>
+        <w:t>Elara grew up in Trinity-1, the upper civic ring, sealed above the labor zones that carried the city's weight. The separation was enforced in maps, schedules, access permissions, and the silences that followed certain questions. She saw it in the way adults changed subjects when she asked where the mine roads led, and in the way visitors from below were described as labor inputs rather than neighbors.</w:t>
       </w:r>
     </w:p>
     <w:p>
       <w:r>
-        <w:t>Elara's childhood unfolded inside a world that had already accepted Trinity as a fact. The floating city had existed for a century, held above the planet by jet-propulsion motors powered by fossil fuels beneath its central platforms. It was safe, orderly, and large enough that a child could spend years exploring it without reaching every district. From the upper walkways, Trinity looked less like a machine than a permanent settlement suspended in the sky.</w:t>
-      </w:r>
-    </w:p>
-    <w:p>
-      <w:r>
-        <w:t>By Trinity's own classification, Elara had grown up in Trinity-1, the upper civic ring where the administrative tiers, education halls, and residential districts were kept sealed from the labor zones below. Trinity-2 and Trinity-3 existed farther down the stack, where utility corridors, lower housing, and service infrastructure absorbed the weight of the city's hidden labor. Elara had never known a life outside the upper ring, but she had always known the system that kept it intact. The boundary became visible long before it became meaningful. Trinity belonged to one world, and the people in the mines belonged to another. The line between them was enforced in maps, schedules, access permissions, and the silences that followed certain questions. No one needed to tell Elara that the separation was real. She saw it in the way adults changed subjects when she asked where the mine roads led, and in the way visitors from below were described as labor inputs rather than neighbors.</w:t>
-      </w:r>
-    </w:p>
-    <w:p>
-      <w:r>
-        <w:t>She was not unhappy inside Trinity. Nothing about the city felt boxed in or claustrophobic to her as a child. It was home, and home offered classrooms, gardens under transparent roofs, food that arrived on time, and corridors that seemed to continue forever. But a finite world could still awaken an appetite for distance. Elara wanted to know what the air felt like below the cloud line, whether the ground moved under a person's feet after a lifetime in the sky, and what kind of life existed beyond the four walls of the city that no one called walls.</w:t>
-      </w:r>
-    </w:p>
-    <w:p>
-      <w:r>
-        <w:t>Vishnu answered her questions with stories about consequence rather than geography. Every boundary, he told her, was also a choice someone had made. Voss showed her how systems were built to make those choices appear natural. Between them, Elara learned to hold two thoughts at once: gratitude for the safety Trinity provided, and suspicion of any safety that required her not to look beyond it.</w:t>
-      </w:r>
-    </w:p>
-    <w:p>
-      <w:r>
-        <w:t>As she grew older, curiosity became investigation. She learned to notice which questions made adults change the subject and which records disappeared when she searched for them.</w:t>
+        <w:t>The city was home, and home was safe. But a finite world could still awaken an appetite for distance, and Elara wanted to know what the air felt like below the cloud line. Vishnu answered her questions with stories about consequence rather than geography: every boundary was also a choice someone had made. Voss showed her how systems were built to make those choices appear natural. Between them, Elara learned to hold two thoughts at once — gratitude for the safety Trinity provided, and suspicion of any safety that required her not to look beyond it. As she grew older, curiosity became investigation: which questions made adults change the subject, which records disappeared when she searched for them.</w:t>
       </w:r>
     </w:p>
     <w:p>
@@ -166,12 +151,7 @@
     </w:p>
     <w:p>
       <w:r>
-        <w:t>They were partnered for a containment simulation in their tenth year, the kind of exercise Drona used to test whether a child could observe a controlled failure without intervening. The simulation involved a subject, a contained variable, and a set of instruments that would record every choice the observing student made.</w:t>
-      </w:r>
-    </w:p>
-    <w:p>
-      <w:r>
-        <w:t>The subject in Iris and Elara's simulation was not a real person. It was a humanoid training construct, a machine built to bring about an emotional response in children their age. Its body was weighted and warm to the touch. Its face was unfinished in the way of a doll, but its eyes adjusted their focus when a child came close. When its distress sequence began, its breathing became uneven, its fingers trembled, and its eyes seemed to search the room for someone who might help. The exercise wanted to see whether the children would report the construct's escalating readings on schedule, or whether they would respond to what it appeared to be feeling.</w:t>
+        <w:t>They were partnered for a containment simulation in their tenth year, the kind of exercise Drona used to test whether a child could observe a controlled failure without intervening. The subject was a humanoid training construct, weighted and warm to the touch, its face unfinished in the way of a doll. When its distress sequence began, its breathing became uneven, its fingers trembled, and its eyes seemed to search the room for someone who might help. The exercise wanted to see whether the children would report its escalating readings on schedule, or respond to what it appeared to be feeling.</w:t>
       </w:r>
     </w:p>
     <w:p>
@@ -231,7 +211,7 @@
     </w:p>
     <w:p>
       <w:r>
-        <w:t>To Trinity's administrators, the field was an essential instrument of institutional authority. The state relied on empirical methods to inventory ancient artifacts, standardize official timelines, and provide the scientific precision required to legitimize its historical narrative. But for Teresa, the discipline held a quieter, far more dangerous promise. Carbon dating relied on physical decay rather than state decree, offering an unalterable yardstick that censorship could not rewrite. In her hands, every verified organic fragment became a double-edged tool: one that could satisfy Drona's demand for precise cataloging while simultaneously testing the state's official records, proving whether an object had existed before the city rose into the sky, and exposing what Trinity had suppressed.</w:t>
+        <w:t>To Trinity, the field was an instrument of institutional authority — the empirical precision that legitimized its official timelines. For Teresa, it held a quieter, more dangerous promise: carbon dating answered to physical decay, not state decree, and every verified fragment could test whether an object had existed before the city rose into the sky.</w:t>
       </w:r>
     </w:p>
     <w:p>
@@ -241,12 +221,7 @@
     </w:p>
     <w:p>
       <w:r>
-        <w:t>By fourteen, Elara and Teresa had become exemplary in their own ways, even as their interests pulled them in different directions. Elara shone in the arts: drawing, composition, color, and the tedious work of making an invisible idea visible. Teresa was drawn toward origins. She read what remained of natural history, ancient cultures, and the records of Earth's first skies, then spent hours telling Elara what she had found.</w:t>
-      </w:r>
-    </w:p>
-    <w:p>
-      <w:r>
-        <w:t>Teresa spoke about the Big Bang as if it were not only the beginning of matter, but the first unanswered question. She described a world of abundance in every direction: land covered with plants, animals moving through forests and open plains, water filled and brimming with life, and a sky that remained blue for distances no Trinity corridor could measure. She told Elara about fresh air that did not pass through a filter before entering the lungs, air that seemed to breathe life into everything it touched.</w:t>
+        <w:t>By fourteen, their interests had pulled them in different directions — Elara toward the arts, Teresa toward origins. Teresa read what remained of natural history and the records of Earth's first skies, then spent hours telling Elara what she had found: a world of abundance in every direction, land covered with plants, water brimming with life, a sky that stayed blue for distances no Trinity corridor could measure, air that did not pass through a filter before entering the lungs.</w:t>
       </w:r>
     </w:p>
     <w:p>
@@ -306,12 +281,7 @@
     </w:p>
     <w:p>
       <w:r>
-        <w:t>When the journals gave her nothing more than variations of the same refusal, Elara began asking for permission to travel. She asked Vishnu and Voss first. Then she asked her teachers, Teresa's doctors, the elders who remembered more of Trinity's early years, and government officials whose offices controlled every route beyond the city. She showed them the passages about the mythical mountains and explained that the cure might be an almost extinct herb, a mistranslated medicine, or a truth buried beneath the legend.</w:t>
-      </w:r>
-    </w:p>
-    <w:p>
-      <w:r>
-        <w:t>No one laughed at her. That was worse than laughter. The adults answered with patience, procedure, and the same conclusion: there was no verified mountain, no approved route, and no evidence that Sanjeevani booti had ever existed. The government officials told her that travel beyond Trinity's mapped limits was impossible without a state expedition. The state had no reason to authorize an expedition for a plant that belonged to a story.</w:t>
+        <w:t>When the journals gave her nothing more than variations of the same refusal, Elara began asking for permission to travel — her parents, her teachers, Teresa's doctors, the officials whose offices controlled every route beyond the city. No one laughed at her. That was worse than laughter. The adults answered with patience, procedure, and the same conclusion: no verified mountain, no approved route, and no reason for the state to authorize an expedition for a plant that belonged to a story.</w:t>
       </w:r>
     </w:p>
     <w:p>
@@ -331,12 +301,7 @@
     </w:p>
     <w:p>
       <w:r>
-        <w:t>She returned to Vishnu’s locked cabinet with a different kind of urgency. Where she had once read the old texts for comfort or curiosity, she now interrogated them for specifics: botanical markers, ancient climate conditions, and trade routes that predated Trinity’s ascension. She no longer cared whether a story had been proven by Drona’s standards. A legend could be a distortion of truth, and a truth buried long enough could begin to look like legend.</w:t>
-      </w:r>
-    </w:p>
-    <w:p>
-      <w:r>
-        <w:t>She began copying every detail of Sanjeevani booti into a separate notebook—its reported scent, its luminosity, the elevation where it was said to thrive, and the signs by which it could be recognized. She cross-referenced the text with botanical records and the uncensored fragments of old-world natural history. The search was irrational by every standard Trinity had taught her, which was precisely why it felt more honest than waiting for another physician to report another decline.</w:t>
+        <w:t>She returned to Vishnu’s locked cabinet with a different kind of urgency, interrogating the old texts for specifics: botanical markers, ancient climates, trade routes that predated Trinity’s ascension. A legend could be a distortion of truth, and a truth buried long enough could begin to look like legend. She copied every detail of Sanjeevani booti into a notebook — its scent, its luminosity, the elevation where it was said to thrive. The search was irrational by every standard Trinity had taught her, which was precisely why it felt more honest than waiting for another physician to report another decline.</w:t>
       </w:r>
     </w:p>
     <w:p>
@@ -361,12 +326,12 @@
     </w:p>
     <w:p>
       <w:r>
-        <w:t>Trinity had abundance in every direction: food delivered on schedule, clean water, filtered air, heated rooms, and enough space for children to believe the city was endless. On the ground, there was extreme dearth. Water was measured by the cup. Medicine was reserved for those whose labor could still be recovered. The same fuel that kept Trinity floating was pulled from beneath people who could not afford the power to warm their own rooms.</w:t>
+        <w:t>On the ground, water was measured by the cup, medicine was reserved for those whose labor could still be recovered, and the same fuel that kept Trinity floating was pulled from beneath people who could not afford to warm their own rooms.</w:t>
       </w:r>
     </w:p>
     <w:p>
       <w:r>
-        <w:t>She found no mountain and no Sanjeevani booti. She found something more painful than a failed search. The world beneath Trinity was not empty, broken, or waiting to be rescued by a mythical herb. It was full of people being asked to endure conditions that Trinity had chosen not to see.</w:t>
+        <w:t>She found no mountain and no Sanjeevani booti. She found something more painful than a failed search: a world full of people being asked to endure conditions that Trinity had chosen not to see.</w:t>
       </w:r>
     </w:p>
     <w:p>
@@ -386,57 +351,37 @@
     </w:p>
     <w:p>
       <w:r>
-        <w:t>She was brought back to Trinity in restraints and placed in detention. The official report described unauthorized descent, concealment of travel, interference with regulated transport, and exposure to an unverified external population. It did not include Teresa's name. It did not record what the ground had shown her. It reduced three days of desperation to a list of violations that could be processed and closed.</w:t>
+        <w:t>She was brought back in restraints. The official report listed unauthorized descent, concealment of travel, and exposure to an unverified external population. It did not include Teresa's name. It did not record what the ground had shown her.</w:t>
       </w:r>
     </w:p>
     <w:p>
       <w:r>
-        <w:t>After detention, Elara was allocated to the lower echelons of Trinity's governance model. Her creative assessments were removed from her advancement profile. Her drawings were classified as evidence of deviation rather than talent. She was given a mundane records position, sorting supply requests and correcting inventory discrepancies in a department where no one asked what she believed the city owed the people below it.</w:t>
+        <w:t>After detention, her creative assessments were removed from her advancement profile, her drawings reclassified as evidence of deviation, and she was assigned to a mundane records position. The work was designed to make her smaller. It did not succeed, though for several years she learned how to look as if it had. She climbed back through the hierarchy using the same excellence that had once marked her for suspicion, and built a different future from the ruins of the one she had imagined with Teresa.</w:t>
       </w:r>
     </w:p>
     <w:p>
       <w:r>
-        <w:t>The work was designed to make her smaller. It did not succeed, though for several years she learned how to look as if it had. She kept her head down, mastered every system placed in front of her, and slowly climbed back through the hierarchy using the same excellence that had once marked her for suspicion. She never recovered the future she had imagined with Teresa. She built a different one from the ruins.</w:t>
+        <w:t>The vow settled inside Elara as something colder than anger. Trinity had sealed away the old world's knowledge when it rose into the sky. Somewhere in what it had buried, there might have been the thing that saved Teresa. No one would ever know, and Elara understood that not knowing was the design.</w:t>
       </w:r>
     </w:p>
     <w:p>
       <w:r>
-        <w:t>The vow settled inside Elara not as aimless anger, but as a clear, devastating clarity. Teresa had not died simply because medicine had failed; she had died because Trinity had deliberately severed the trunk of its civilization from its roots. By floating into the sky and resetting the historical clock to zero, the ruling elites had locked away the past, abandoned the ground, and hoarded opportunity—hoarding comfort for themselves while leaving Miner Town to pay the cost in sweat and soot. They had chosen controlled privilege over collective excellence. Elara realized that if Trinity had not cut itself off from old-world knowledge and suppressed equal talent across all tiers, scientific and medical progress would have advanced far enough to save Teresa. The state had built its safety by teaching its people to accept artificial limits. Elara swore she would undo that injustice: she would reconnect the trunk to its roots, reclaim the suppressed past, and force Trinity to confront the truth that true progress required an equal chance for every life beneath the sky.</w:t>
+        <w:t>Vishnu did not stop her. He only warned her that desperation could make every coincidence look like a sign. Elara understood the warning and continued reading, and began to suspect that Trinity had suppressed what came before so its people would never ask what else could come after.</w:t>
       </w:r>
     </w:p>
     <w:p>
       <w:r>
-        <w:t>Vishnu did not stop her. He only warned her that desperation could make every coincidence look like a sign. Elara understood the warning and continued reading. Trinity had trained its people to focus on the present, on what was measurable and what could be used immediately. The past was treated as an unstable record, and the future as a problem to be managed. Elara began to suspect that this controlled perspective was no accident. Perhaps Trinity had suppressed what came before so its people would never ask what else could come after.</w:t>
+        <w:t>Her search changed the direction of her life. She wanted knowledge because someone she loved had suffered and died, and because the answers might exist in the places Trinity had taught everyone to dismiss. The watchers saw the hours she spent in restricted collections. Drona saw a student with unusual persistence. Elara carried Teresa's memory with her, refusing to accept that the cure had been impossible simply because Trinity had failed to find it.</w:t>
       </w:r>
     </w:p>
     <w:p>
       <w:r>
-        <w:t>Her search changed the direction of her life. She no longer wanted knowledge merely to understand the world. She wanted it because someone she loved had suffered and died, and because the answers might exist in the places Trinity had taught everyone to dismiss. The watchers saw the hours she spent in restricted collections. Drona saw a student with unusual persistence. Elara carried Teresa's memory with her, refusing to accept that the cure had been impossible simply because Trinity had failed to find it.</w:t>
+        <w:t>At sixteen, Elara found an old educational archive that described Earth not as a dead origin point but as a living system. The record had been partially redacted, its images removed, its language reduced to approved summaries. She used her art to reconstruct what the archive had tried to flatten: not a paradise, but a world with more life, more danger, and more choices than Trinity's official history allowed.</w:t>
       </w:r>
     </w:p>
     <w:p>
       <w:r>
-        <w:t>At sixteen, Elara found an old educational archive that described Earth not as a dead origin point but as a living system. The record had been partially redacted, its images removed and its language reduced to approved summaries. She wanted to report the missing material, but she wanted even more to reconstruct it first. She used her art to restore what the archive had tried to flatten: not a paradise, but a world with more life, more danger, and more choices than Trinity's official history allowed.</w:t>
-      </w:r>
-    </w:p>
-    <w:p>
-      <w:r>
-        <w:t>The watchers noticed the difference before the judges did. Elara's images were not based on Trinity's view of the world, and they were not faithful to the world as it existed around her. They belonged to the world as it had been: grounded, permanent, and full of life that had not been arranged by a schedule or suspended above the clouds. The watchers marked the pattern as a deviation risk. Her drawings suggested that she could function inside the world built for her, but would never be content there while yearning for something older, something better, and possibly something real.</w:t>
-      </w:r>
-    </w:p>
-    <w:p>
-      <w:r>
-        <w:t>The reconstruction won a regional assessment and drew the attention of Drona evaluators. They praised Elara's ability to convert uncertain information into coherent models. They did not ask why she had chosen a world beyond Trinity's approved boundaries. They offered her access to deeper archives, better instruments, and a path where observation could be treated as service. The offer was opportunity and containment at the same time, though Elara was too young to name both parts.</w:t>
-      </w:r>
-    </w:p>
-    <w:p>
-      <w:r>
-        <w:t>In Trinity, one department’s warning was another’s asset. It was a bitter irony that the very quality the security watchers flagged as a dangerous liability—her refusal to flatten the past into state-approved summaries—became the sole differentiator that earned her access to deeper archives and higher clearance in Drona’s eyes.</w:t>
-      </w:r>
-    </w:p>
-    <w:p>
-      <w:r>
-        <w:t>Elara accepted. At seventeen, she had learned which questions earned an answer and which merely added her name to a list. Drona promised answers, even when the answers came with conditions. It was the first time Trinity offered her a way to look beyond its walls without admitting that walls were there.</w:t>
+        <w:t>The reconstruction won a regional assessment. The security watchers marked it as a deviation risk; the Drona evaluators praised her ability to convert uncertain information into coherent models and offered her deeper archives, better instruments, and a path where observation could be treated as service. The same quality one department flagged as a liability earned her clearance in the other's eyes. Elara accepted at seventeen. It was the first time Trinity offered her a way to look beyond its walls without admitting that walls were there.</w:t>
       </w:r>
     </w:p>
     <w:p>
@@ -451,7 +396,7 @@
     </w:p>
     <w:p>
       <w:r>
-        <w:t>Sen had explained the lesson plainly, in the flat administrative voice Elara would spend the next four years learning to imitate. Concealment did not protect anyone. It only delayed the moment when the system found out anyway, and by then the person being protected had already been exposed for longer, not less. Mercy applied in secret was not mercy. It was a debt collected later, usually against someone who could no longer see it coming.</w:t>
+        <w:t>Sen had explained the lesson plainly, in the flat administrative voice Elara would spend the next four years learning to imitate: mercy applied in secret was not mercy. It was a debt collected later, usually against someone who could no longer see it coming.</w:t>
       </w:r>
     </w:p>
     <w:p>

--- a/manuscript/chapter-03-the-first-correction.docx
+++ b/manuscript/chapter-03-the-first-correction.docx
@@ -121,7 +121,7 @@
     </w:p>
     <w:p>
       <w:r>
-        <w:t>Elara grew up in Trinity-1, the upper civic ring, sealed above the labor zones that carried the city's weight. The separation was enforced in maps, schedules, access permissions, and the silences that followed certain questions. She saw it in the way adults changed subjects when she asked where the mine roads led, and in the way visitors from below were described as labor inputs rather than neighbors.</w:t>
+        <w:t>Elara grew up in Trinity-1, Drona's own platform, the civic ring sealed above the labor zones that carried the city's weight. The separation was enforced in maps, schedules, access permissions, and the silences that followed certain questions. She saw it in the way adults changed subjects when she asked where the mine roads led, and in the way visitors from below were described as labor inputs rather than neighbors.</w:t>
       </w:r>
     </w:p>
     <w:p>
